--- a/reports/Report2_DataTasks_VI.docx
+++ b/reports/Report2_DataTasks_VI.docx
@@ -28,7 +28,7 @@
         </w:p>
       </w:sdtContent>
     </w:sdt>
-    <w:bookmarkStart w:id="49" w:name="X92fdfa1eb884038921d4e486f6f095c86d42c57"/>
+    <w:bookmarkStart w:id="70" w:name="X92fdfa1eb884038921d4e486f6f095c86d42c57"/>
     <w:p>
       <w:pPr>
         <w:pStyle w:val="Heading1"/>
@@ -213,7 +213,7 @@
         <w:rPr>
           <w:rStyle w:val="VerbatimChar"/>
         </w:rPr>
-        <w:t xml:space="preserve">docs/03_DataCollection_Methods</w:t>
+        <w:t xml:space="preserve">docs/02_collection/Data_Collection_Methods</w:t>
       </w:r>
       <w:r>
         <w:t xml:space="preserve">; phần nguồn/giấy phép/đạo đức trong</w:t>
@@ -225,7 +225,7 @@
         <w:rPr>
           <w:rStyle w:val="VerbatimChar"/>
         </w:rPr>
-        <w:t xml:space="preserve">docs/DataSource_License_Ethics</w:t>
+        <w:t xml:space="preserve">docs/02_collection/Data_Source_License_Ethics</w:t>
       </w:r>
       <w:r>
         <w:t xml:space="preserve">.</w:t>
@@ -502,7 +502,7 @@
         <w:rPr>
           <w:rStyle w:val="VerbatimChar"/>
         </w:rPr>
-        <w:t xml:space="preserve">docs/01_TargetVariable_Definition</w:t>
+        <w:t xml:space="preserve">docs/01_data_specification/Target_Variable_Definition</w:t>
       </w:r>
       <w:r>
         <w:t xml:space="preserve"> </w:t>
@@ -1350,7 +1350,7 @@
         <w:rPr>
           <w:rStyle w:val="VerbatimChar"/>
         </w:rPr>
-        <w:t xml:space="preserve">docs/07_Preprocessing_Sequence</w:t>
+        <w:t xml:space="preserve">docs/04_transformation/Preprocessing_Sequence</w:t>
       </w:r>
       <w:r>
         <w:t xml:space="preserve">).</w:t>
@@ -1548,7 +1548,7 @@
         <w:rPr>
           <w:rStyle w:val="VerbatimChar"/>
         </w:rPr>
-        <w:t xml:space="preserve">docs/02_LeakagePrevention_Rules</w:t>
+        <w:t xml:space="preserve">docs/03_cleaning/Leakage_Prevention_Rules</w:t>
       </w:r>
       <w:r>
         <w:t xml:space="preserve">. Trên trục</w:t>
@@ -1586,7 +1586,7 @@
         <w:rPr>
           <w:rStyle w:val="VerbatimChar"/>
         </w:rPr>
-        <w:t xml:space="preserve">docs/07_Preprocessing_Sequence</w:t>
+        <w:t xml:space="preserve">docs/04_transformation/Preprocessing_Sequence</w:t>
       </w:r>
       <w:r>
         <w:t xml:space="preserve">). Phân chia</w:t>
@@ -1649,7 +1649,7 @@
         <w:rPr>
           <w:rStyle w:val="VerbatimChar"/>
         </w:rPr>
-        <w:t xml:space="preserve">docs/06_SplitStrategy_Analysis</w:t>
+        <w:t xml:space="preserve">docs/05_splitting/Split_Strategy_Analysis</w:t>
       </w:r>
       <w:r>
         <w:t xml:space="preserve">): train ≈ 26.104 dòng, test ≈ 6.489 dòng,</w:t>
@@ -1823,7 +1823,7 @@
         <w:rPr>
           <w:rStyle w:val="VerbatimChar"/>
         </w:rPr>
-        <w:t xml:space="preserve">docs/10_Reproducibility</w:t>
+        <w:t xml:space="preserve">docs/07_standards/Reproducibility</w:t>
       </w:r>
       <w:r>
         <w:t xml:space="preserve">.</w:t>
@@ -1838,7 +1838,7 @@
     </w:p>
     <w:bookmarkEnd w:id="15"/>
     <w:bookmarkEnd w:id="16"/>
-    <w:bookmarkStart w:id="47" w:name="chương-4-phân-tích-khám-phá-dữ-liệu"/>
+    <w:bookmarkStart w:id="68" w:name="chương-4-phân-tích-khám-phá-dữ-liệu"/>
     <w:p>
       <w:pPr>
         <w:pStyle w:val="Heading2"/>
@@ -1852,16 +1852,80 @@
         <w:pStyle w:val="FirstParagraph"/>
       </w:pPr>
       <w:r>
-        <w:t xml:space="preserve">Mọi biểu đồ tuân theo quy chuẩn của nhóm (</w:t>
-      </w:r>
-      <w:r>
-        <w:rPr>
-          <w:rStyle w:val="VerbatimChar"/>
-        </w:rPr>
-        <w:t xml:space="preserve">docs/08_Chart_Standards</w:t>
-      </w:r>
-      <w:r>
-        <w:t xml:space="preserve">); mã phân tích trong</w:t>
+        <w:t xml:space="preserve">Mọi so sánh đều có kiểm định thống kê phù hợp, không chỉ dựa vào cảm quan: kiểm định</w:t>
+      </w:r>
+      <w:r>
+        <w:t xml:space="preserve"> </w:t>
+      </w:r>
+      <w:r>
+        <w:rPr>
+          <w:b/>
+          <w:bCs/>
+        </w:rPr>
+        <w:t xml:space="preserve">Mann-Whitney U</w:t>
+      </w:r>
+      <w:r>
+        <w:t xml:space="preserve"> </w:t>
+      </w:r>
+      <w:r>
+        <w:t xml:space="preserve">(hiệu chỉnh Benjamini-Hochberg) kèm</w:t>
+      </w:r>
+      <w:r>
+        <w:t xml:space="preserve"> </w:t>
+      </w:r>
+      <w:r>
+        <w:rPr>
+          <w:b/>
+          <w:bCs/>
+        </w:rPr>
+        <w:t xml:space="preserve">Cohen’s d</w:t>
+      </w:r>
+      <w:r>
+        <w:t xml:space="preserve"> </w:t>
+      </w:r>
+      <w:r>
+        <w:t xml:space="preserve">cho biến định lượng;</w:t>
+      </w:r>
+      <w:r>
+        <w:t xml:space="preserve"> </w:t>
+      </w:r>
+      <w:r>
+        <w:rPr>
+          <w:b/>
+          <w:bCs/>
+        </w:rPr>
+        <w:t xml:space="preserve">chi-square</w:t>
+      </w:r>
+      <w:r>
+        <w:t xml:space="preserve"> </w:t>
+      </w:r>
+      <w:r>
+        <w:t xml:space="preserve">kèm</w:t>
+      </w:r>
+      <w:r>
+        <w:t xml:space="preserve"> </w:t>
+      </w:r>
+      <w:r>
+        <w:rPr>
+          <w:b/>
+          <w:bCs/>
+        </w:rPr>
+        <w:t xml:space="preserve">Cramér’s V</w:t>
+      </w:r>
+      <w:r>
+        <w:t xml:space="preserve"> </w:t>
+      </w:r>
+      <w:r>
+        <w:t xml:space="preserve">cho biến phân loại; tương quan Pearson/Spearman kèm kiểm tra rò rỉ. Biểu đồ tuân theo quy chuẩn (</w:t>
+      </w:r>
+      <w:r>
+        <w:rPr>
+          <w:rStyle w:val="VerbatimChar"/>
+        </w:rPr>
+        <w:t xml:space="preserve">docs/07_standards/Chart_Standards</w:t>
+      </w:r>
+      <w:r>
+        <w:t xml:space="preserve">); mã phân tích là</w:t>
       </w:r>
       <w:r>
         <w:t xml:space="preserve"> </w:t>
@@ -1873,10 +1937,7 @@
         <w:t xml:space="preserve">src/eda/eda.py</w:t>
       </w:r>
       <w:r>
-        <w:t xml:space="preserve"> </w:t>
-      </w:r>
-      <w:r>
-        <w:t xml:space="preserve">(notebook</w:t>
+        <w:t xml:space="preserve">, được thuyết minh trong notebook</w:t>
       </w:r>
       <w:r>
         <w:t xml:space="preserve"> </w:t>
@@ -1888,16 +1949,28 @@
         <w:t xml:space="preserve">02</w:t>
       </w:r>
       <w:r>
-        <w:t xml:space="preserve">).</w:t>
-      </w:r>
-    </w:p>
-    <w:bookmarkStart w:id="20" w:name="phân-phối-lớp-và-mất-cân-bằng-stt-27"/>
+        <w:t xml:space="preserve">, các bảng kết quả ở</w:t>
+      </w:r>
+      <w:r>
+        <w:t xml:space="preserve"> </w:t>
+      </w:r>
+      <w:r>
+        <w:rPr>
+          <w:rStyle w:val="VerbatimChar"/>
+        </w:rPr>
+        <w:t xml:space="preserve">reports/tables/</w:t>
+      </w:r>
+      <w:r>
+        <w:t xml:space="preserve">.</w:t>
+      </w:r>
+    </w:p>
+    <w:bookmarkStart w:id="20" w:name="chất-lượng-dữ-liệu"/>
     <w:p>
       <w:pPr>
         <w:pStyle w:val="Heading3"/>
       </w:pPr>
       <w:r>
-        <w:t xml:space="preserve">4.1 Phân phối lớp và mất cân bằng (STT 27)</w:t>
+        <w:t xml:space="preserve">4.0 Chất lượng dữ liệu</w:t>
       </w:r>
     </w:p>
     <w:p>
@@ -1905,36 +1978,64 @@
         <w:pStyle w:val="FirstParagraph"/>
       </w:pPr>
       <w:r>
-        <w:t xml:space="preserve">Tỉ lệ at-risk thực tế là</w:t>
-      </w:r>
-      <w:r>
-        <w:t xml:space="preserve"> </w:t>
-      </w:r>
-      <w:r>
-        <w:rPr>
-          <w:b/>
-          <w:bCs/>
-        </w:rPr>
-        <w:t xml:space="preserve">52,8%</w:t>
-      </w:r>
-      <w:r>
-        <w:t xml:space="preserve"> </w:t>
-      </w:r>
-      <w:r>
-        <w:t xml:space="preserve">(tỉ số mất cân bằng 1,12 — nhẹ). Điều này loại bỏ giả định mất cân bằng nghiêm trọng nhưng vẫn biện minh cho PR-AUC/recall, vì</w:t>
-      </w:r>
-      <w:r>
-        <w:t xml:space="preserve"> </w:t>
-      </w:r>
-      <w:r>
-        <w:rPr>
-          <w:b/>
-          <w:bCs/>
-        </w:rPr>
-        <w:t xml:space="preserve">lớp dương at-risk là lớp không được bỏ sót</w:t>
-      </w:r>
-      <w:r>
-        <w:t xml:space="preserve">.</w:t>
+        <w:t xml:space="preserve">Chỉ ba cột có khuyết:</w:t>
+      </w:r>
+      <w:r>
+        <w:t xml:space="preserve"> </w:t>
+      </w:r>
+      <w:r>
+        <w:rPr>
+          <w:rStyle w:val="VerbatimChar"/>
+        </w:rPr>
+        <w:t xml:space="preserve">date_unregistration</w:t>
+      </w:r>
+      <w:r>
+        <w:t xml:space="preserve"> </w:t>
+      </w:r>
+      <w:r>
+        <w:t xml:space="preserve">(22.521 — thiếu mang tính cấu trúc với sinh viên không rút môn, không là đặc trưng),</w:t>
+      </w:r>
+      <w:r>
+        <w:t xml:space="preserve"> </w:t>
+      </w:r>
+      <w:r>
+        <w:rPr>
+          <w:rStyle w:val="VerbatimChar"/>
+        </w:rPr>
+        <w:t xml:space="preserve">imd_band</w:t>
+      </w:r>
+      <w:r>
+        <w:t xml:space="preserve"> </w:t>
+      </w:r>
+      <w:r>
+        <w:t xml:space="preserve">(1.111 →</w:t>
+      </w:r>
+      <w:r>
+        <w:t xml:space="preserve"> </w:t>
+      </w:r>
+      <w:r>
+        <w:rPr>
+          <w:rStyle w:val="VerbatimChar"/>
+        </w:rPr>
+        <w:t xml:space="preserve">Unknown</w:t>
+      </w:r>
+      <w:r>
+        <w:t xml:space="preserve">) và</w:t>
+      </w:r>
+      <w:r>
+        <w:t xml:space="preserve"> </w:t>
+      </w:r>
+      <w:r>
+        <w:rPr>
+          <w:rStyle w:val="VerbatimChar"/>
+        </w:rPr>
+        <w:t xml:space="preserve">date_registration</w:t>
+      </w:r>
+      <w:r>
+        <w:t xml:space="preserve"> </w:t>
+      </w:r>
+      <w:r>
+        <w:t xml:space="preserve">(45 → trung vị train). Không cột đặc trưng nào thiếu đáng kể.</w:t>
       </w:r>
     </w:p>
     <w:p>
@@ -1944,20 +2045,109 @@
       <w:r>
         <w:drawing>
           <wp:inline>
-            <wp:extent cx="5334000" cy="2594110"/>
+            <wp:extent cx="5334000" cy="2687289"/>
             <wp:effectExtent b="0" l="0" r="0" t="0"/>
-            <wp:docPr descr="Phân phối lớp: final_result và nhãn nhị phân at_risk" title="" id="18" name="Picture"/>
+            <wp:docPr descr="Giá trị khuyết theo cột" title="" id="18" name="Picture"/>
             <a:graphic>
               <a:graphicData uri="http://schemas.openxmlformats.org/drawingml/2006/picture">
                 <pic:pic>
                   <pic:nvPicPr>
-                    <pic:cNvPr descr="figures/dist_class_distribution.png" id="19" name="Picture"/>
+                    <pic:cNvPr descr="figures/quality_missingness.png" id="19" name="Picture"/>
                     <pic:cNvPicPr>
                       <a:picLocks noChangeArrowheads="1" noChangeAspect="1"/>
                     </pic:cNvPicPr>
                   </pic:nvPicPr>
                   <pic:blipFill>
                     <a:blip r:embed="rId17"/>
+                    <a:stretch>
+                      <a:fillRect/>
+                    </a:stretch>
+                  </pic:blipFill>
+                  <pic:spPr bwMode="auto">
+                    <a:xfrm>
+                      <a:off x="0" y="0"/>
+                      <a:ext cx="5334000" cy="2687289"/>
+                    </a:xfrm>
+                    <a:prstGeom prst="rect">
+                      <a:avLst/>
+                    </a:prstGeom>
+                    <a:noFill/>
+                    <a:ln w="9525">
+                      <a:noFill/>
+                      <a:headEnd/>
+                      <a:tailEnd/>
+                    </a:ln>
+                  </pic:spPr>
+                </pic:pic>
+              </a:graphicData>
+            </a:graphic>
+          </wp:inline>
+        </w:drawing>
+      </w:r>
+    </w:p>
+    <w:p>
+      <w:pPr>
+        <w:pStyle w:val="ImageCaption"/>
+      </w:pPr>
+      <w:r>
+        <w:t xml:space="preserve">Giá trị khuyết theo cột</w:t>
+      </w:r>
+    </w:p>
+    <w:bookmarkEnd w:id="20"/>
+    <w:bookmarkStart w:id="24" w:name="phân-phối-lớp-và-mất-cân-bằng-stt-27"/>
+    <w:p>
+      <w:pPr>
+        <w:pStyle w:val="Heading3"/>
+      </w:pPr>
+      <w:r>
+        <w:t xml:space="preserve">4.1 Phân phối lớp và mất cân bằng (STT 27)</w:t>
+      </w:r>
+    </w:p>
+    <w:p>
+      <w:pPr>
+        <w:pStyle w:val="FirstParagraph"/>
+      </w:pPr>
+      <w:r>
+        <w:t xml:space="preserve">Tỉ lệ at-risk quan sát được là</w:t>
+      </w:r>
+      <w:r>
+        <w:t xml:space="preserve"> </w:t>
+      </w:r>
+      <w:r>
+        <w:rPr>
+          <w:b/>
+          <w:bCs/>
+        </w:rPr>
+        <w:t xml:space="preserve">52,8%</w:t>
+      </w:r>
+      <w:r>
+        <w:t xml:space="preserve"> </w:t>
+      </w:r>
+      <w:r>
+        <w:t xml:space="preserve">(tỉ số mất cân bằng 1,12) — đa số nhẹ, không phải con số minh hoạ 68/32. Mất cân bằng là nhẹ (báo cáo trung thực; định hình RQ3); PR-AUC và recall trên lớp at-risk vẫn là chỉ số chính vì bỏ sót sinh viên nguy cơ là sai lầm tốn kém nhất.</w:t>
+      </w:r>
+    </w:p>
+    <w:p>
+      <w:pPr>
+        <w:pStyle w:val="CaptionedFigure"/>
+      </w:pPr>
+      <w:r>
+        <w:drawing>
+          <wp:inline>
+            <wp:extent cx="5334000" cy="2594110"/>
+            <wp:effectExtent b="0" l="0" r="0" t="0"/>
+            <wp:docPr descr="Phân phối biến mục tiêu và mất cân bằng" title="" id="22" name="Picture"/>
+            <a:graphic>
+              <a:graphicData uri="http://schemas.openxmlformats.org/drawingml/2006/picture">
+                <pic:pic>
+                  <pic:nvPicPr>
+                    <pic:cNvPr descr="figures/target_distribution.png" id="23" name="Picture"/>
+                    <pic:cNvPicPr>
+                      <a:picLocks noChangeArrowheads="1" noChangeAspect="1"/>
+                    </pic:cNvPicPr>
+                  </pic:nvPicPr>
+                  <pic:blipFill>
+                    <a:blip r:embed="rId21"/>
                     <a:stretch>
                       <a:fillRect/>
                     </a:stretch>
@@ -1989,17 +2179,17 @@
         <w:pStyle w:val="ImageCaption"/>
       </w:pPr>
       <w:r>
-        <w:t xml:space="preserve">Phân phối lớp: final_result và nhãn nhị phân at_risk</w:t>
-      </w:r>
-    </w:p>
-    <w:bookmarkEnd w:id="20"/>
-    <w:bookmarkStart w:id="27" w:name="thống-kê-mô-tả-stt-28"/>
+        <w:t xml:space="preserve">Phân phối biến mục tiêu và mất cân bằng</w:t>
+      </w:r>
+    </w:p>
+    <w:bookmarkEnd w:id="24"/>
+    <w:bookmarkStart w:id="34" w:name="mô-tả-đơn-biến-stt-28"/>
     <w:p>
       <w:pPr>
         <w:pStyle w:val="Heading3"/>
       </w:pPr>
       <w:r>
-        <w:t xml:space="preserve">4.2 Thống kê mô tả (STT 28)</w:t>
+        <w:t xml:space="preserve">4.2 Mô tả đơn biến (STT 28)</w:t>
       </w:r>
     </w:p>
     <w:p>
@@ -2007,23 +2197,37 @@
         <w:pStyle w:val="FirstParagraph"/>
       </w:pPr>
       <w:r>
-        <w:t xml:space="preserve">Đặc trưng tương tác</w:t>
-      </w:r>
-      <w:r>
-        <w:t xml:space="preserve"> </w:t>
-      </w:r>
-      <w:r>
-        <w:rPr>
-          <w:b/>
-          <w:bCs/>
-        </w:rPr>
-        <w:t xml:space="preserve">lệch phải mạnh</w:t>
-      </w:r>
-      <w:r>
-        <w:t xml:space="preserve"> </w:t>
-      </w:r>
-      <w:r>
-        <w:t xml:space="preserve">—</w:t>
+        <w:t xml:space="preserve">Đặc trưng tương tác lệch phải mạnh và đuôi nặng —</w:t>
+      </w:r>
+      <w:r>
+        <w:t xml:space="preserve"> </w:t>
+      </w:r>
+      <w:r>
+        <w:rPr>
+          <w:rStyle w:val="VerbatimChar"/>
+        </w:rPr>
+        <w:t xml:space="preserve">clicks_resource</w:t>
+      </w:r>
+      <w:r>
+        <w:t xml:space="preserve"> </w:t>
+      </w:r>
+      <w:r>
+        <w:t xml:space="preserve">(độ lệch ≈ 35, độ nhọn ≈ 2.125),</w:t>
+      </w:r>
+      <w:r>
+        <w:t xml:space="preserve"> </w:t>
+      </w:r>
+      <w:r>
+        <w:rPr>
+          <w:rStyle w:val="VerbatimChar"/>
+        </w:rPr>
+        <w:t xml:space="preserve">clicks_url</w:t>
+      </w:r>
+      <w:r>
+        <w:t xml:space="preserve"> </w:t>
+      </w:r>
+      <w:r>
+        <w:t xml:space="preserve">(độ lệch ≈ 13),</w:t>
       </w:r>
       <w:r>
         <w:t xml:space="preserve"> </w:t>
@@ -2038,37 +2242,7 @@
         <w:t xml:space="preserve"> </w:t>
       </w:r>
       <w:r>
-        <w:t xml:space="preserve">(độ lệch 10,6),</w:t>
-      </w:r>
-      <w:r>
-        <w:t xml:space="preserve"> </w:t>
-      </w:r>
-      <w:r>
-        <w:rPr>
-          <w:rStyle w:val="VerbatimChar"/>
-        </w:rPr>
-        <w:t xml:space="preserve">total_clicks</w:t>
-      </w:r>
-      <w:r>
-        <w:t xml:space="preserve"> </w:t>
-      </w:r>
-      <w:r>
-        <w:t xml:space="preserve">(3,0),</w:t>
-      </w:r>
-      <w:r>
-        <w:t xml:space="preserve"> </w:t>
-      </w:r>
-      <w:r>
-        <w:rPr>
-          <w:rStyle w:val="VerbatimChar"/>
-        </w:rPr>
-        <w:t xml:space="preserve">mean_clicks_per_active_day</w:t>
-      </w:r>
-      <w:r>
-        <w:t xml:space="preserve"> </w:t>
-      </w:r>
-      <w:r>
-        <w:t xml:space="preserve">(1,6) — biện minh thực nghiệm cho phép biến đổi</w:t>
+        <w:t xml:space="preserve">(độ lệch ≈ 11) — biện minh thực nghiệm cho phép biến đổi</w:t>
       </w:r>
       <w:r>
         <w:t xml:space="preserve"> </w:t>
@@ -2080,16 +2254,19 @@
         <w:t xml:space="preserve">log1p</w:t>
       </w:r>
       <w:r>
-        <w:t xml:space="preserve">. Bảng đầy đủ:</w:t>
-      </w:r>
-      <w:r>
-        <w:t xml:space="preserve"> </w:t>
-      </w:r>
-      <w:r>
-        <w:rPr>
-          <w:rStyle w:val="VerbatimChar"/>
-        </w:rPr>
-        <w:t xml:space="preserve">reports/eda_descriptive_stats.csv</w:t>
+        <w:t xml:space="preserve"> </w:t>
+      </w:r>
+      <w:r>
+        <w:t xml:space="preserve">ở bước làm sạch. Bảng đầy đủ (trung bình/trung vị/độ lệch chuẩn/tứ phân vị/skew/kurtosis):</w:t>
+      </w:r>
+      <w:r>
+        <w:t xml:space="preserve"> </w:t>
+      </w:r>
+      <w:r>
+        <w:rPr>
+          <w:rStyle w:val="VerbatimChar"/>
+        </w:rPr>
+        <w:t xml:space="preserve">reports/tables/univariate_numeric.csv</w:t>
       </w:r>
       <w:r>
         <w:t xml:space="preserve">.</w:t>
@@ -2104,18 +2281,18 @@
           <wp:inline>
             <wp:extent cx="5334000" cy="2402566"/>
             <wp:effectExtent b="0" l="0" r="0" t="0"/>
-            <wp:docPr descr="Biểu đồ tần suất kèm KDE cho các đặc trưng định lượng chính" title="" id="22" name="Picture"/>
+            <wp:docPr descr="Phân phối đơn biến (histogram + KDE), tô màu theo nhóm đặc trưng" title="" id="26" name="Picture"/>
             <a:graphic>
               <a:graphicData uri="http://schemas.openxmlformats.org/drawingml/2006/picture">
                 <pic:pic>
                   <pic:nvPicPr>
-                    <pic:cNvPr descr="figures/dist_numeric_hist_kde.png" id="23" name="Picture"/>
+                    <pic:cNvPr descr="figures/univariate_hist_kde.png" id="27" name="Picture"/>
                     <pic:cNvPicPr>
                       <a:picLocks noChangeArrowheads="1" noChangeAspect="1"/>
                     </pic:cNvPicPr>
                   </pic:nvPicPr>
                   <pic:blipFill>
-                    <a:blip r:embed="rId21"/>
+                    <a:blip r:embed="rId25"/>
                     <a:stretch>
                       <a:fillRect/>
                     </a:stretch>
@@ -2149,18 +2326,18 @@
           <wp:inline>
             <wp:extent cx="5334000" cy="2370909"/>
             <wp:effectExtent b="0" l="0" r="0" t="0"/>
-            <wp:docPr descr="Biểu đồ hộp để soi giá trị ngoại lai" title="" id="25" name="Picture"/>
+            <wp:docPr descr="Biểu đồ hộp đơn biến (soi ngoại lai theo IQR)" title="" id="29" name="Picture"/>
             <a:graphic>
               <a:graphicData uri="http://schemas.openxmlformats.org/drawingml/2006/picture">
                 <pic:pic>
                   <pic:nvPicPr>
-                    <pic:cNvPr descr="figures/dist_numeric_boxplots.png" id="26" name="Picture"/>
+                    <pic:cNvPr descr="figures/univariate_boxplots.png" id="30" name="Picture"/>
                     <pic:cNvPicPr>
                       <a:picLocks noChangeArrowheads="1" noChangeAspect="1"/>
                     </pic:cNvPicPr>
                   </pic:nvPicPr>
                   <pic:blipFill>
-                    <a:blip r:embed="rId24"/>
+                    <a:blip r:embed="rId28"/>
                     <a:stretch>
                       <a:fillRect/>
                     </a:stretch>
@@ -2186,255 +2363,26 @@
           </wp:inline>
         </w:drawing>
       </w:r>
-    </w:p>
-    <w:bookmarkEnd w:id="27"/>
-    <w:bookmarkStart w:id="34" w:name="Xd8991408ab0eaf375e9b792f164fb23a0d058c6"/>
-    <w:p>
-      <w:pPr>
-        <w:pStyle w:val="Heading3"/>
-      </w:pPr>
-      <w:r>
-        <w:t xml:space="preserve">4.3 Phân tích song biến với biến mục tiêu (STT 36)</w:t>
-      </w:r>
-    </w:p>
-    <w:p>
-      <w:pPr>
-        <w:pStyle w:val="FirstParagraph"/>
-      </w:pPr>
-      <w:r>
-        <w:t xml:space="preserve">Chênh lệch trung bình chuẩn hoá (|Cohen’s d|) giữa hai lớp xếp hạng các đặc trưng</w:t>
-      </w:r>
-      <w:r>
-        <w:t xml:space="preserve"> </w:t>
-      </w:r>
-      <w:r>
-        <w:rPr>
-          <w:b/>
-          <w:bCs/>
-        </w:rPr>
-        <w:t xml:space="preserve">phân biệt</w:t>
-      </w:r>
-      <w:r>
-        <w:t xml:space="preserve"> </w:t>
-      </w:r>
-      <w:r>
-        <w:t xml:space="preserve">mạnh nhất:</w:t>
-      </w:r>
-    </w:p>
-    <w:tbl>
-      <w:tblPr>
-        <w:tblStyle w:val="Table"/>
-        <w:tblW w:type="auto" w:w="0"/>
-        <w:tblLook w:firstRow="1" w:lastRow="0" w:firstColumn="0" w:lastColumn="0" w:noHBand="0" w:noVBand="0" w:val="0020"/>
-      </w:tblPr>
-      <w:tblGrid>
-        <w:gridCol w:w="3960"/>
-        <w:gridCol w:w="3960"/>
-      </w:tblGrid>
-      <w:tr>
-        <w:trPr>
-          <w:tblHeader w:val="on"/>
-        </w:trPr>
-        <w:tc>
-          <w:tcPr/>
-          <w:p>
-            <w:pPr>
-              <w:pStyle w:val="Compact"/>
-            </w:pPr>
-            <w:r>
-              <w:t xml:space="preserve">Đặc trưng</w:t>
-            </w:r>
-          </w:p>
-        </w:tc>
-        <w:tc>
-          <w:tcPr/>
-          <w:p>
-            <w:pPr>
-              <w:pStyle w:val="Compact"/>
-            </w:pPr>
-            <w:r>
-              <w:t xml:space="preserve">|Cohen’s d|</w:t>
-            </w:r>
-          </w:p>
-        </w:tc>
-      </w:tr>
-      <w:tr>
-        <w:tc>
-          <w:tcPr/>
-          <w:p>
-            <w:pPr>
-              <w:pStyle w:val="Compact"/>
-            </w:pPr>
-            <w:r>
-              <w:t xml:space="preserve">days_since_last_activity</w:t>
-            </w:r>
-          </w:p>
-        </w:tc>
-        <w:tc>
-          <w:tcPr/>
-          <w:p>
-            <w:pPr>
-              <w:pStyle w:val="Compact"/>
-            </w:pPr>
-            <w:r>
-              <w:t xml:space="preserve">2,55</w:t>
-            </w:r>
-          </w:p>
-        </w:tc>
-      </w:tr>
-      <w:tr>
-        <w:tc>
-          <w:tcPr/>
-          <w:p>
-            <w:pPr>
-              <w:pStyle w:val="Compact"/>
-            </w:pPr>
-            <w:r>
-              <w:t xml:space="preserve">n_assessments_submitted</w:t>
-            </w:r>
-          </w:p>
-        </w:tc>
-        <w:tc>
-          <w:tcPr/>
-          <w:p>
-            <w:pPr>
-              <w:pStyle w:val="Compact"/>
-            </w:pPr>
-            <w:r>
-              <w:t xml:space="preserve">2,05</w:t>
-            </w:r>
-          </w:p>
-        </w:tc>
-      </w:tr>
-      <w:tr>
-        <w:tc>
-          <w:tcPr/>
-          <w:p>
-            <w:pPr>
-              <w:pStyle w:val="Compact"/>
-            </w:pPr>
-            <w:r>
-              <w:t xml:space="preserve">weighted_score_to_date</w:t>
-            </w:r>
-          </w:p>
-        </w:tc>
-        <w:tc>
-          <w:tcPr/>
-          <w:p>
-            <w:pPr>
-              <w:pStyle w:val="Compact"/>
-            </w:pPr>
-            <w:r>
-              <w:t xml:space="preserve">1,96</w:t>
-            </w:r>
-          </w:p>
-        </w:tc>
-      </w:tr>
-      <w:tr>
-        <w:tc>
-          <w:tcPr/>
-          <w:p>
-            <w:pPr>
-              <w:pStyle w:val="Compact"/>
-            </w:pPr>
-            <w:r>
-              <w:t xml:space="preserve">n_days_active</w:t>
-            </w:r>
-          </w:p>
-        </w:tc>
-        <w:tc>
-          <w:tcPr/>
-          <w:p>
-            <w:pPr>
-              <w:pStyle w:val="Compact"/>
-            </w:pPr>
-            <w:r>
-              <w:t xml:space="preserve">1,58</w:t>
-            </w:r>
-          </w:p>
-        </w:tc>
-      </w:tr>
-      <w:tr>
-        <w:tc>
-          <w:tcPr/>
-          <w:p>
-            <w:pPr>
-              <w:pStyle w:val="Compact"/>
-            </w:pPr>
-            <w:r>
-              <w:t xml:space="preserve">mean_score_to_date</w:t>
-            </w:r>
-          </w:p>
-        </w:tc>
-        <w:tc>
-          <w:tcPr/>
-          <w:p>
-            <w:pPr>
-              <w:pStyle w:val="Compact"/>
-            </w:pPr>
-            <w:r>
-              <w:t xml:space="preserve">1,58</w:t>
-            </w:r>
-          </w:p>
-        </w:tc>
-      </w:tr>
-    </w:tbl>
-    <w:p>
-      <w:pPr>
-        <w:pStyle w:val="BodyText"/>
-      </w:pPr>
-      <w:r>
-        <w:t xml:space="preserve">Đặc trưng tương tác và kết quả chiếm ưu thế; đặc trưng nhân khẩu học yếu (</w:t>
-      </w:r>
-      <w:r>
-        <w:rPr>
-          <w:rStyle w:val="VerbatimChar"/>
-        </w:rPr>
-        <w:t xml:space="preserve">studied_credits</w:t>
-      </w:r>
-      <w:r>
-        <w:t xml:space="preserve"> </w:t>
-      </w:r>
-      <w:r>
-        <w:t xml:space="preserve">0,28,</w:t>
-      </w:r>
-      <w:r>
-        <w:t xml:space="preserve"> </w:t>
-      </w:r>
-      <w:r>
-        <w:rPr>
-          <w:rStyle w:val="VerbatimChar"/>
-        </w:rPr>
-        <w:t xml:space="preserve">num_of_prev_attempts</w:t>
-      </w:r>
-      <w:r>
-        <w:t xml:space="preserve"> </w:t>
-      </w:r>
-      <w:r>
-        <w:t xml:space="preserve">0,21).</w:t>
-      </w:r>
-    </w:p>
-    <w:p>
-      <w:pPr>
-        <w:pStyle w:val="BodyText"/>
-      </w:pPr>
+      <w:r>
+        <w:t xml:space="preserve"> </w:t>
+      </w:r>
       <w:r>
         <w:drawing>
           <wp:inline>
-            <wp:extent cx="5334000" cy="3302885"/>
+            <wp:extent cx="5334000" cy="2947799"/>
             <wp:effectExtent b="0" l="0" r="0" t="0"/>
-            <wp:docPr descr="Đặc trưng định lượng phân theo lớp at-risk" title="" id="29" name="Picture"/>
+            <wp:docPr descr="Phân phối tần suất biến phân loại" title="" id="32" name="Picture"/>
             <a:graphic>
               <a:graphicData uri="http://schemas.openxmlformats.org/drawingml/2006/picture">
                 <pic:pic>
                   <pic:nvPicPr>
-                    <pic:cNvPr descr="figures/bivar_numeric_by_label.png" id="30" name="Picture"/>
+                    <pic:cNvPr descr="figures/univariate_categorical_freq.png" id="33" name="Picture"/>
                     <pic:cNvPicPr>
                       <a:picLocks noChangeArrowheads="1" noChangeAspect="1"/>
                     </pic:cNvPicPr>
                   </pic:nvPicPr>
                   <pic:blipFill>
-                    <a:blip r:embed="rId28"/>
+                    <a:blip r:embed="rId31"/>
                     <a:stretch>
                       <a:fillRect/>
                     </a:stretch>
@@ -2442,7 +2390,7 @@
                   <pic:spPr bwMode="auto">
                     <a:xfrm>
                       <a:off x="0" y="0"/>
-                      <a:ext cx="5334000" cy="3302885"/>
+                      <a:ext cx="5334000" cy="2947799"/>
                     </a:xfrm>
                     <a:prstGeom prst="rect">
                       <a:avLst/>
@@ -2460,26 +2408,367 @@
           </wp:inline>
         </w:drawing>
       </w:r>
-      <w:r>
-        <w:t xml:space="preserve"> </w:t>
-      </w:r>
+    </w:p>
+    <w:bookmarkEnd w:id="34"/>
+    <w:bookmarkStart w:id="41" w:name="X86ba988438d9c9d9e966600b44d27f2c9e3bb38"/>
+    <w:p>
+      <w:pPr>
+        <w:pStyle w:val="Heading3"/>
+      </w:pPr>
+      <w:r>
+        <w:t xml:space="preserve">4.3 Song biến — biến định lượng với mục tiêu (STT 36)</w:t>
+      </w:r>
+    </w:p>
+    <w:p>
+      <w:pPr>
+        <w:pStyle w:val="FirstParagraph"/>
+      </w:pPr>
+      <w:r>
+        <w:t xml:space="preserve">Kiểm định Mann-Whitney U (hiệu chỉnh BH) cho thấy</w:t>
+      </w:r>
+      <w:r>
+        <w:t xml:space="preserve"> </w:t>
+      </w:r>
+      <w:r>
+        <w:rPr>
+          <w:b/>
+          <w:bCs/>
+        </w:rPr>
+        <w:t xml:space="preserve">cả 19 biến định lượng đều có ý nghĩa</w:t>
+      </w:r>
+      <w:r>
+        <w:t xml:space="preserve"> </w:t>
+      </w:r>
+      <w:r>
+        <w:t xml:space="preserve">(q &lt; 0,05) — điều dễ hiểu ở n ≈ 32.593 — nên</w:t>
+      </w:r>
+      <w:r>
+        <w:t xml:space="preserve"> </w:t>
+      </w:r>
+      <w:r>
+        <w:rPr>
+          <w:b/>
+          <w:bCs/>
+        </w:rPr>
+        <w:t xml:space="preserve">độ lớn hiệu ứng</w:t>
+      </w:r>
+      <w:r>
+        <w:t xml:space="preserve">, không phải p-value, mới là yếu tố phân biệt. Xếp hạng theo |Cohen’s d|:</w:t>
+      </w:r>
+    </w:p>
+    <w:tbl>
+      <w:tblPr>
+        <w:tblStyle w:val="Table"/>
+        <w:tblW w:type="auto" w:w="0"/>
+        <w:tblLook w:firstRow="1" w:lastRow="0" w:firstColumn="0" w:lastColumn="0" w:noHBand="0" w:noVBand="0" w:val="0020"/>
+      </w:tblPr>
+      <w:tblGrid>
+        <w:gridCol w:w="2640"/>
+        <w:gridCol w:w="2640"/>
+        <w:gridCol w:w="2640"/>
+      </w:tblGrid>
+      <w:tr>
+        <w:trPr>
+          <w:tblHeader w:val="on"/>
+        </w:trPr>
+        <w:tc>
+          <w:tcPr/>
+          <w:p>
+            <w:pPr>
+              <w:pStyle w:val="Compact"/>
+            </w:pPr>
+            <w:r>
+              <w:t xml:space="preserve">Đặc trưng</w:t>
+            </w:r>
+          </w:p>
+        </w:tc>
+        <w:tc>
+          <w:tcPr/>
+          <w:p>
+            <w:pPr>
+              <w:pStyle w:val="Compact"/>
+            </w:pPr>
+            <w:r>
+              <w:t xml:space="preserve">Nhóm</w:t>
+            </w:r>
+          </w:p>
+        </w:tc>
+        <w:tc>
+          <w:tcPr/>
+          <w:p>
+            <w:pPr>
+              <w:pStyle w:val="Compact"/>
+            </w:pPr>
+            <w:r>
+              <w:t xml:space="preserve">|Cohen’s d|</w:t>
+            </w:r>
+          </w:p>
+        </w:tc>
+      </w:tr>
+      <w:tr>
+        <w:tc>
+          <w:tcPr/>
+          <w:p>
+            <w:pPr>
+              <w:pStyle w:val="Compact"/>
+            </w:pPr>
+            <w:r>
+              <w:t xml:space="preserve">days_since_last_activity</w:t>
+            </w:r>
+          </w:p>
+        </w:tc>
+        <w:tc>
+          <w:tcPr/>
+          <w:p>
+            <w:pPr>
+              <w:pStyle w:val="Compact"/>
+            </w:pPr>
+            <w:r>
+              <w:t xml:space="preserve">Tương tác</w:t>
+            </w:r>
+          </w:p>
+        </w:tc>
+        <w:tc>
+          <w:tcPr/>
+          <w:p>
+            <w:pPr>
+              <w:pStyle w:val="Compact"/>
+            </w:pPr>
+            <w:r>
+              <w:rPr>
+                <w:b/>
+                <w:bCs/>
+              </w:rPr>
+              <w:t xml:space="preserve">2,55</w:t>
+            </w:r>
+          </w:p>
+        </w:tc>
+      </w:tr>
+      <w:tr>
+        <w:tc>
+          <w:tcPr/>
+          <w:p>
+            <w:pPr>
+              <w:pStyle w:val="Compact"/>
+            </w:pPr>
+            <w:r>
+              <w:t xml:space="preserve">n_assessments_submitted</w:t>
+            </w:r>
+          </w:p>
+        </w:tc>
+        <w:tc>
+          <w:tcPr/>
+          <w:p>
+            <w:pPr>
+              <w:pStyle w:val="Compact"/>
+            </w:pPr>
+            <w:r>
+              <w:t xml:space="preserve">Kết quả</w:t>
+            </w:r>
+          </w:p>
+        </w:tc>
+        <w:tc>
+          <w:tcPr/>
+          <w:p>
+            <w:pPr>
+              <w:pStyle w:val="Compact"/>
+            </w:pPr>
+            <w:r>
+              <w:rPr>
+                <w:b/>
+                <w:bCs/>
+              </w:rPr>
+              <w:t xml:space="preserve">2,05</w:t>
+            </w:r>
+          </w:p>
+        </w:tc>
+      </w:tr>
+      <w:tr>
+        <w:tc>
+          <w:tcPr/>
+          <w:p>
+            <w:pPr>
+              <w:pStyle w:val="Compact"/>
+            </w:pPr>
+            <w:r>
+              <w:t xml:space="preserve">weighted_score_to_date</w:t>
+            </w:r>
+          </w:p>
+        </w:tc>
+        <w:tc>
+          <w:tcPr/>
+          <w:p>
+            <w:pPr>
+              <w:pStyle w:val="Compact"/>
+            </w:pPr>
+            <w:r>
+              <w:t xml:space="preserve">Kết quả</w:t>
+            </w:r>
+          </w:p>
+        </w:tc>
+        <w:tc>
+          <w:tcPr/>
+          <w:p>
+            <w:pPr>
+              <w:pStyle w:val="Compact"/>
+            </w:pPr>
+            <w:r>
+              <w:rPr>
+                <w:b/>
+                <w:bCs/>
+              </w:rPr>
+              <w:t xml:space="preserve">1,96</w:t>
+            </w:r>
+          </w:p>
+        </w:tc>
+      </w:tr>
+      <w:tr>
+        <w:tc>
+          <w:tcPr/>
+          <w:p>
+            <w:pPr>
+              <w:pStyle w:val="Compact"/>
+            </w:pPr>
+            <w:r>
+              <w:t xml:space="preserve">n_days_active</w:t>
+            </w:r>
+          </w:p>
+        </w:tc>
+        <w:tc>
+          <w:tcPr/>
+          <w:p>
+            <w:pPr>
+              <w:pStyle w:val="Compact"/>
+            </w:pPr>
+            <w:r>
+              <w:t xml:space="preserve">Tương tác</w:t>
+            </w:r>
+          </w:p>
+        </w:tc>
+        <w:tc>
+          <w:tcPr/>
+          <w:p>
+            <w:pPr>
+              <w:pStyle w:val="Compact"/>
+            </w:pPr>
+            <w:r>
+              <w:rPr>
+                <w:b/>
+                <w:bCs/>
+              </w:rPr>
+              <w:t xml:space="preserve">1,58</w:t>
+            </w:r>
+          </w:p>
+        </w:tc>
+      </w:tr>
+      <w:tr>
+        <w:tc>
+          <w:tcPr/>
+          <w:p>
+            <w:pPr>
+              <w:pStyle w:val="Compact"/>
+            </w:pPr>
+            <w:r>
+              <w:t xml:space="preserve">mean_score_to_date</w:t>
+            </w:r>
+          </w:p>
+        </w:tc>
+        <w:tc>
+          <w:tcPr/>
+          <w:p>
+            <w:pPr>
+              <w:pStyle w:val="Compact"/>
+            </w:pPr>
+            <w:r>
+              <w:t xml:space="preserve">Kết quả</w:t>
+            </w:r>
+          </w:p>
+        </w:tc>
+        <w:tc>
+          <w:tcPr/>
+          <w:p>
+            <w:pPr>
+              <w:pStyle w:val="Compact"/>
+            </w:pPr>
+            <w:r>
+              <w:rPr>
+                <w:b/>
+                <w:bCs/>
+              </w:rPr>
+              <w:t xml:space="preserve">1,58</w:t>
+            </w:r>
+          </w:p>
+        </w:tc>
+      </w:tr>
+    </w:tbl>
+    <w:p>
+      <w:pPr>
+        <w:pStyle w:val="BodyText"/>
+      </w:pPr>
+      <w:r>
+        <w:t xml:space="preserve">Hành vi và kết quả chiếm ưu thế; nhân khẩu học yếu nhất (</w:t>
+      </w:r>
+      <w:r>
+        <w:rPr>
+          <w:rStyle w:val="VerbatimChar"/>
+        </w:rPr>
+        <w:t xml:space="preserve">studied_credits</w:t>
+      </w:r>
+      <w:r>
+        <w:t xml:space="preserve"> </w:t>
+      </w:r>
+      <w:r>
+        <w:t xml:space="preserve">0,28,</w:t>
+      </w:r>
+      <w:r>
+        <w:t xml:space="preserve"> </w:t>
+      </w:r>
+      <w:r>
+        <w:rPr>
+          <w:rStyle w:val="VerbatimChar"/>
+        </w:rPr>
+        <w:t xml:space="preserve">num_of_prev_attempts</w:t>
+      </w:r>
+      <w:r>
+        <w:t xml:space="preserve"> </w:t>
+      </w:r>
+      <w:r>
+        <w:t xml:space="preserve">0,21). Bảng kiểm định đầy đủ:</w:t>
+      </w:r>
+      <w:r>
+        <w:t xml:space="preserve"> </w:t>
+      </w:r>
+      <w:r>
+        <w:rPr>
+          <w:rStyle w:val="VerbatimChar"/>
+        </w:rPr>
+        <w:t xml:space="preserve">reports/tables/bivariate_numeric_tests.csv</w:t>
+      </w:r>
+      <w:r>
+        <w:t xml:space="preserve">.</w:t>
+      </w:r>
+    </w:p>
+    <w:p>
+      <w:pPr>
+        <w:pStyle w:val="BodyText"/>
+      </w:pPr>
       <w:r>
         <w:drawing>
           <wp:inline>
-            <wp:extent cx="5334000" cy="3045272"/>
+            <wp:extent cx="5334000" cy="3619910"/>
             <wp:effectExtent b="0" l="0" r="0" t="0"/>
-            <wp:docPr descr="Tỉ lệ at-risk theo các đặc trưng phân loại" title="" id="32" name="Picture"/>
+            <wp:docPr descr="Sức phân biệt (|Cohen’s d|), tô màu theo nhóm đặc trưng" title="" id="36" name="Picture"/>
             <a:graphic>
               <a:graphicData uri="http://schemas.openxmlformats.org/drawingml/2006/picture">
                 <pic:pic>
                   <pic:nvPicPr>
-                    <pic:cNvPr descr="figures/bivar_atrisk_rate_by_category.png" id="33" name="Picture"/>
+                    <pic:cNvPr descr="figures/bivariate_effect_sizes.png" id="37" name="Picture"/>
                     <pic:cNvPicPr>
                       <a:picLocks noChangeArrowheads="1" noChangeAspect="1"/>
                     </pic:cNvPicPr>
                   </pic:nvPicPr>
                   <pic:blipFill>
-                    <a:blip r:embed="rId31"/>
+                    <a:blip r:embed="rId35"/>
                     <a:stretch>
                       <a:fillRect/>
                     </a:stretch>
@@ -2487,7 +2776,7 @@
                   <pic:spPr bwMode="auto">
                     <a:xfrm>
                       <a:off x="0" y="0"/>
-                      <a:ext cx="5334000" cy="3045272"/>
+                      <a:ext cx="5334000" cy="3619910"/>
                     </a:xfrm>
                     <a:prstGeom prst="rect">
                       <a:avLst/>
@@ -2505,143 +2794,331 @@
           </wp:inline>
         </w:drawing>
       </w:r>
-    </w:p>
-    <w:bookmarkEnd w:id="34"/>
-    <w:bookmarkStart w:id="41" w:name="phân-tích-tương-quan-stt-37"/>
-    <w:p>
-      <w:pPr>
-        <w:pStyle w:val="Heading3"/>
-      </w:pPr>
-      <w:r>
-        <w:t xml:space="preserve">4.4 Phân tích tương quan (STT 37)</w:t>
-      </w:r>
-    </w:p>
-    <w:p>
-      <w:pPr>
-        <w:pStyle w:val="FirstParagraph"/>
-      </w:pPr>
-      <w:r>
-        <w:t xml:space="preserve">Tương quan mạnh nhất với mục tiêu:</w:t>
-      </w:r>
-      <w:r>
-        <w:t xml:space="preserve"> </w:t>
-      </w:r>
-      <w:r>
-        <w:rPr>
-          <w:rStyle w:val="VerbatimChar"/>
-        </w:rPr>
-        <w:t xml:space="preserve">days_since_last_activity</w:t>
-      </w:r>
-      <w:r>
-        <w:t xml:space="preserve"> </w:t>
-      </w:r>
-      <w:r>
-        <w:t xml:space="preserve">(r=0,78),</w:t>
-      </w:r>
-      <w:r>
-        <w:t xml:space="preserve"> </w:t>
-      </w:r>
-      <w:r>
-        <w:rPr>
-          <w:rStyle w:val="VerbatimChar"/>
-        </w:rPr>
-        <w:t xml:space="preserve">n_assessments_submitted</w:t>
-      </w:r>
-      <w:r>
-        <w:t xml:space="preserve"> </w:t>
-      </w:r>
-      <w:r>
-        <w:t xml:space="preserve">(0,72),</w:t>
-      </w:r>
-      <w:r>
-        <w:t xml:space="preserve"> </w:t>
-      </w:r>
-      <w:r>
-        <w:rPr>
-          <w:rStyle w:val="VerbatimChar"/>
-        </w:rPr>
-        <w:t xml:space="preserve">weighted_score_to_date</w:t>
-      </w:r>
-      <w:r>
-        <w:t xml:space="preserve"> </w:t>
-      </w:r>
-      <w:r>
-        <w:t xml:space="preserve">(0,71),</w:t>
-      </w:r>
-      <w:r>
-        <w:t xml:space="preserve"> </w:t>
-      </w:r>
-      <w:r>
-        <w:rPr>
-          <w:rStyle w:val="VerbatimChar"/>
-        </w:rPr>
-        <w:t xml:space="preserve">n_days_active</w:t>
-      </w:r>
-      <w:r>
-        <w:t xml:space="preserve"> </w:t>
-      </w:r>
-      <w:r>
-        <w:t xml:space="preserve">(0,63). Cặp đặc trưng–đặc trưng mạnh nhất là</w:t>
-      </w:r>
-      <w:r>
-        <w:t xml:space="preserve"> </w:t>
-      </w:r>
-      <w:r>
-        <w:rPr>
-          <w:rStyle w:val="VerbatimChar"/>
-        </w:rPr>
-        <w:t xml:space="preserve">n_days_active</w:t>
-      </w:r>
-      <w:r>
-        <w:t xml:space="preserve">–</w:t>
-      </w:r>
-      <w:r>
-        <w:rPr>
-          <w:rStyle w:val="VerbatimChar"/>
-        </w:rPr>
-        <w:t xml:space="preserve">total_clicks</w:t>
-      </w:r>
-      <w:r>
-        <w:t xml:space="preserve"> </w:t>
-      </w:r>
-      <w:r>
-        <w:t xml:space="preserve">(0,84).</w:t>
-      </w:r>
-      <w:r>
-        <w:t xml:space="preserve"> </w:t>
-      </w:r>
-      <w:r>
-        <w:rPr>
-          <w:b/>
-          <w:bCs/>
-        </w:rPr>
-        <w:t xml:space="preserve">Không đặc trưng nào tương quan ≥0,95 với mục tiêu</w:t>
-      </w:r>
-      <w:r>
-        <w:t xml:space="preserve">, nên không có đặc trưng nghi rò rỉ.</w:t>
-      </w:r>
-    </w:p>
-    <w:p>
-      <w:pPr>
-        <w:pStyle w:val="BodyText"/>
-      </w:pPr>
+      <w:r>
+        <w:t xml:space="preserve"> </w:t>
+      </w:r>
       <w:r>
         <w:drawing>
           <wp:inline>
-            <wp:extent cx="5334000" cy="4641828"/>
+            <wp:extent cx="5334000" cy="3347878"/>
             <wp:effectExtent b="0" l="0" r="0" t="0"/>
-            <wp:docPr descr="Ma trận tương quan Pearson" title="" id="36" name="Picture"/>
+            <wp:docPr descr="Sáu đặc trưng định lượng mạnh nhất phân theo lớp" title="" id="39" name="Picture"/>
             <a:graphic>
               <a:graphicData uri="http://schemas.openxmlformats.org/drawingml/2006/picture">
                 <pic:pic>
                   <pic:nvPicPr>
-                    <pic:cNvPr descr="figures/corr_pearson.png" id="37" name="Picture"/>
+                    <pic:cNvPr descr="figures/bivariate_top_boxplots.png" id="40" name="Picture"/>
                     <pic:cNvPicPr>
                       <a:picLocks noChangeArrowheads="1" noChangeAspect="1"/>
                     </pic:cNvPicPr>
                   </pic:nvPicPr>
                   <pic:blipFill>
-                    <a:blip r:embed="rId35"/>
+                    <a:blip r:embed="rId38"/>
+                    <a:stretch>
+                      <a:fillRect/>
+                    </a:stretch>
+                  </pic:blipFill>
+                  <pic:spPr bwMode="auto">
+                    <a:xfrm>
+                      <a:off x="0" y="0"/>
+                      <a:ext cx="5334000" cy="3347878"/>
+                    </a:xfrm>
+                    <a:prstGeom prst="rect">
+                      <a:avLst/>
+                    </a:prstGeom>
+                    <a:noFill/>
+                    <a:ln w="9525">
+                      <a:noFill/>
+                      <a:headEnd/>
+                      <a:tailEnd/>
+                    </a:ln>
+                  </pic:spPr>
+                </pic:pic>
+              </a:graphicData>
+            </a:graphic>
+          </wp:inline>
+        </w:drawing>
+      </w:r>
+    </w:p>
+    <w:bookmarkEnd w:id="41"/>
+    <w:bookmarkStart w:id="45" w:name="song-biến-biến-phân-loại-với-mục-tiêu"/>
+    <w:p>
+      <w:pPr>
+        <w:pStyle w:val="Heading3"/>
+      </w:pPr>
+      <w:r>
+        <w:t xml:space="preserve">4.4 Song biến — biến phân loại với mục tiêu</w:t>
+      </w:r>
+    </w:p>
+    <w:p>
+      <w:pPr>
+        <w:pStyle w:val="FirstParagraph"/>
+      </w:pPr>
+      <w:r>
+        <w:t xml:space="preserve">Kiểm định chi-square có ý nghĩa, nhưng độ lớn hiệu ứng</w:t>
+      </w:r>
+      <w:r>
+        <w:t xml:space="preserve"> </w:t>
+      </w:r>
+      <w:r>
+        <w:rPr>
+          <w:b/>
+          <w:bCs/>
+        </w:rPr>
+        <w:t xml:space="preserve">Cramér’s V</w:t>
+      </w:r>
+      <w:r>
+        <w:t xml:space="preserve"> </w:t>
+      </w:r>
+      <w:r>
+        <w:t xml:space="preserve">đều nhỏ:</w:t>
+      </w:r>
+      <w:r>
+        <w:t xml:space="preserve"> </w:t>
+      </w:r>
+      <w:r>
+        <w:rPr>
+          <w:rStyle w:val="VerbatimChar"/>
+        </w:rPr>
+        <w:t xml:space="preserve">highest_education</w:t>
+      </w:r>
+      <w:r>
+        <w:t xml:space="preserve"> </w:t>
+      </w:r>
+      <w:r>
+        <w:t xml:space="preserve">(0,15) và</w:t>
+      </w:r>
+      <w:r>
+        <w:t xml:space="preserve"> </w:t>
+      </w:r>
+      <w:r>
+        <w:rPr>
+          <w:rStyle w:val="VerbatimChar"/>
+        </w:rPr>
+        <w:t xml:space="preserve">imd_band</w:t>
+      </w:r>
+      <w:r>
+        <w:t xml:space="preserve"> </w:t>
+      </w:r>
+      <w:r>
+        <w:t xml:space="preserve">(0,15) dẫn đầu, còn</w:t>
+      </w:r>
+      <w:r>
+        <w:t xml:space="preserve"> </w:t>
+      </w:r>
+      <w:r>
+        <w:rPr>
+          <w:rStyle w:val="VerbatimChar"/>
+        </w:rPr>
+        <w:t xml:space="preserve">gender</w:t>
+      </w:r>
+      <w:r>
+        <w:t xml:space="preserve"> </w:t>
+      </w:r>
+      <w:r>
+        <w:t xml:space="preserve">(0,02) gần như không đáng kể. Nhân khẩu học mang tín hiệu độc lập hạn chế, nên giữ để phân tích công bằng hơn là dựa vào để dự đoán.</w:t>
+      </w:r>
+    </w:p>
+    <w:p>
+      <w:pPr>
+        <w:pStyle w:val="CaptionedFigure"/>
+      </w:pPr>
+      <w:r>
+        <w:drawing>
+          <wp:inline>
+            <wp:extent cx="5334000" cy="2973431"/>
+            <wp:effectExtent b="0" l="0" r="0" t="0"/>
+            <wp:docPr descr="Tỉ lệ at-risk theo từng mức biến phân loại (nét đứt = mức chung 52,8%)" title="" id="43" name="Picture"/>
+            <a:graphic>
+              <a:graphicData uri="http://schemas.openxmlformats.org/drawingml/2006/picture">
+                <pic:pic>
+                  <pic:nvPicPr>
+                    <pic:cNvPr descr="figures/bivariate_categorical_rate.png" id="44" name="Picture"/>
+                    <pic:cNvPicPr>
+                      <a:picLocks noChangeArrowheads="1" noChangeAspect="1"/>
+                    </pic:cNvPicPr>
+                  </pic:nvPicPr>
+                  <pic:blipFill>
+                    <a:blip r:embed="rId42"/>
+                    <a:stretch>
+                      <a:fillRect/>
+                    </a:stretch>
+                  </pic:blipFill>
+                  <pic:spPr bwMode="auto">
+                    <a:xfrm>
+                      <a:off x="0" y="0"/>
+                      <a:ext cx="5334000" cy="2973431"/>
+                    </a:xfrm>
+                    <a:prstGeom prst="rect">
+                      <a:avLst/>
+                    </a:prstGeom>
+                    <a:noFill/>
+                    <a:ln w="9525">
+                      <a:noFill/>
+                      <a:headEnd/>
+                      <a:tailEnd/>
+                    </a:ln>
+                  </pic:spPr>
+                </pic:pic>
+              </a:graphicData>
+            </a:graphic>
+          </wp:inline>
+        </w:drawing>
+      </w:r>
+    </w:p>
+    <w:p>
+      <w:pPr>
+        <w:pStyle w:val="ImageCaption"/>
+      </w:pPr>
+      <w:r>
+        <w:t xml:space="preserve">Tỉ lệ at-risk theo từng mức biến phân loại (nét đứt = mức chung 52,8%)</w:t>
+      </w:r>
+    </w:p>
+    <w:bookmarkEnd w:id="45"/>
+    <w:bookmarkStart w:id="55" w:name="Xfc55ce90d99cb853a44743a21cd49992887d1cf"/>
+    <w:p>
+      <w:pPr>
+        <w:pStyle w:val="Heading3"/>
+      </w:pPr>
+      <w:r>
+        <w:t xml:space="preserve">4.5 Đa biến — tương quan, đa cộng tuyến, rò rỉ (STT 37)</w:t>
+      </w:r>
+    </w:p>
+    <w:p>
+      <w:pPr>
+        <w:pStyle w:val="FirstParagraph"/>
+      </w:pPr>
+      <w:r>
+        <w:t xml:space="preserve">Pearson và Spearman nhất quán về cấu trúc. Hai cặp đa cộng tuyến (|r| ≥ 0,8):</w:t>
+      </w:r>
+      <w:r>
+        <w:t xml:space="preserve"> </w:t>
+      </w:r>
+      <w:r>
+        <w:rPr>
+          <w:rStyle w:val="VerbatimChar"/>
+        </w:rPr>
+        <w:t xml:space="preserve">n_days_active</w:t>
+      </w:r>
+      <w:r>
+        <w:t xml:space="preserve">–</w:t>
+      </w:r>
+      <w:r>
+        <w:rPr>
+          <w:rStyle w:val="VerbatimChar"/>
+        </w:rPr>
+        <w:t xml:space="preserve">total_clicks</w:t>
+      </w:r>
+      <w:r>
+        <w:t xml:space="preserve"> </w:t>
+      </w:r>
+      <w:r>
+        <w:t xml:space="preserve">(0,84) và</w:t>
+      </w:r>
+      <w:r>
+        <w:t xml:space="preserve"> </w:t>
+      </w:r>
+      <w:r>
+        <w:rPr>
+          <w:rStyle w:val="VerbatimChar"/>
+        </w:rPr>
+        <w:t xml:space="preserve">days_since_last_activity</w:t>
+      </w:r>
+      <w:r>
+        <w:t xml:space="preserve">–</w:t>
+      </w:r>
+      <w:r>
+        <w:rPr>
+          <w:rStyle w:val="VerbatimChar"/>
+        </w:rPr>
+        <w:t xml:space="preserve">n_assessments_submitted</w:t>
+      </w:r>
+      <w:r>
+        <w:t xml:space="preserve"> </w:t>
+      </w:r>
+      <w:r>
+        <w:t xml:space="preserve">(−0,83) — liên quan đến độ ổn định giải thích (RQ2). Tương quan mạnh nhất với mục tiêu:</w:t>
+      </w:r>
+      <w:r>
+        <w:t xml:space="preserve"> </w:t>
+      </w:r>
+      <w:r>
+        <w:rPr>
+          <w:rStyle w:val="VerbatimChar"/>
+        </w:rPr>
+        <w:t xml:space="preserve">days_since_last_activity</w:t>
+      </w:r>
+      <w:r>
+        <w:t xml:space="preserve"> </w:t>
+      </w:r>
+      <w:r>
+        <w:t xml:space="preserve">(0,78),</w:t>
+      </w:r>
+      <w:r>
+        <w:t xml:space="preserve"> </w:t>
+      </w:r>
+      <w:r>
+        <w:rPr>
+          <w:rStyle w:val="VerbatimChar"/>
+        </w:rPr>
+        <w:t xml:space="preserve">n_assessments_submitted</w:t>
+      </w:r>
+      <w:r>
+        <w:t xml:space="preserve"> </w:t>
+      </w:r>
+      <w:r>
+        <w:t xml:space="preserve">(0,72),</w:t>
+      </w:r>
+      <w:r>
+        <w:t xml:space="preserve"> </w:t>
+      </w:r>
+      <w:r>
+        <w:rPr>
+          <w:rStyle w:val="VerbatimChar"/>
+        </w:rPr>
+        <w:t xml:space="preserve">weighted_score_to_date</w:t>
+      </w:r>
+      <w:r>
+        <w:t xml:space="preserve"> </w:t>
+      </w:r>
+      <w:r>
+        <w:t xml:space="preserve">(0,71).</w:t>
+      </w:r>
+      <w:r>
+        <w:t xml:space="preserve"> </w:t>
+      </w:r>
+      <w:r>
+        <w:rPr>
+          <w:b/>
+          <w:bCs/>
+        </w:rPr>
+        <w:t xml:space="preserve">Không đặc trưng nào tương quan ≥ 0,95 với mục tiêu</w:t>
+      </w:r>
+      <w:r>
+        <w:t xml:space="preserve">, nên không có đặc trưng đại diện rò rỉ.</w:t>
+      </w:r>
+    </w:p>
+    <w:p>
+      <w:pPr>
+        <w:pStyle w:val="BodyText"/>
+      </w:pPr>
+      <w:r>
+        <w:drawing>
+          <wp:inline>
+            <wp:extent cx="5334000" cy="4641828"/>
+            <wp:effectExtent b="0" l="0" r="0" t="0"/>
+            <wp:docPr descr="Ma trận tương quan Pearson" title="" id="47" name="Picture"/>
+            <a:graphic>
+              <a:graphicData uri="http://schemas.openxmlformats.org/drawingml/2006/picture">
+                <pic:pic>
+                  <pic:nvPicPr>
+                    <pic:cNvPr descr="figures/corr_pearson.png" id="48" name="Picture"/>
+                    <pic:cNvPicPr>
+                      <a:picLocks noChangeArrowheads="1" noChangeAspect="1"/>
+                    </pic:cNvPicPr>
+                  </pic:nvPicPr>
+                  <pic:blipFill>
+                    <a:blip r:embed="rId46"/>
                     <a:stretch>
                       <a:fillRect/>
                     </a:stretch>
@@ -2675,18 +3152,18 @@
           <wp:inline>
             <wp:extent cx="5334000" cy="4641828"/>
             <wp:effectExtent b="0" l="0" r="0" t="0"/>
-            <wp:docPr descr="Ma trận tương quan Spearman" title="" id="39" name="Picture"/>
+            <wp:docPr descr="Ma trận tương quan Spearman" title="" id="50" name="Picture"/>
             <a:graphic>
               <a:graphicData uri="http://schemas.openxmlformats.org/drawingml/2006/picture">
                 <pic:pic>
                   <pic:nvPicPr>
-                    <pic:cNvPr descr="figures/corr_spearman.png" id="40" name="Picture"/>
+                    <pic:cNvPr descr="figures/corr_spearman.png" id="51" name="Picture"/>
                     <pic:cNvPicPr>
                       <a:picLocks noChangeArrowheads="1" noChangeAspect="1"/>
                     </pic:cNvPicPr>
                   </pic:nvPicPr>
                   <pic:blipFill>
-                    <a:blip r:embed="rId38"/>
+                    <a:blip r:embed="rId49"/>
                     <a:stretch>
                       <a:fillRect/>
                     </a:stretch>
@@ -2712,108 +3189,26 @@
           </wp:inline>
         </w:drawing>
       </w:r>
-    </w:p>
-    <w:bookmarkEnd w:id="41"/>
-    <w:bookmarkStart w:id="45" w:name="eda-theo-thời-gian-stt-38"/>
-    <w:p>
-      <w:pPr>
-        <w:pStyle w:val="Heading3"/>
-      </w:pPr>
-      <w:r>
-        <w:t xml:space="preserve">4.5 EDA theo thời gian (STT 38)</w:t>
-      </w:r>
-    </w:p>
-    <w:p>
-      <w:pPr>
-        <w:pStyle w:val="FirstParagraph"/>
-      </w:pPr>
-      <w:r>
-        <w:t xml:space="preserve">Khoảng cách giữa hai lớp ở trung bình</w:t>
-      </w:r>
-      <w:r>
-        <w:t xml:space="preserve"> </w:t>
-      </w:r>
-      <w:r>
-        <w:rPr>
-          <w:rStyle w:val="VerbatimChar"/>
-        </w:rPr>
-        <w:t xml:space="preserve">total_clicks</w:t>
-      </w:r>
-      <w:r>
-        <w:t xml:space="preserve"> </w:t>
-      </w:r>
-      <w:r>
-        <w:t xml:space="preserve">mở rộng đơn điệu —</w:t>
-      </w:r>
-      <w:r>
-        <w:t xml:space="preserve"> </w:t>
-      </w:r>
-      <w:r>
-        <w:rPr>
-          <w:b/>
-          <w:bCs/>
-        </w:rPr>
-        <w:t xml:space="preserve">237 → 397 → 653 → 1.027 → 1.340 → 1.616</w:t>
-      </w:r>
-      <w:r>
-        <w:t xml:space="preserve"> </w:t>
-      </w:r>
-      <w:r>
-        <w:t xml:space="preserve">từ t=10%→100% — và</w:t>
-      </w:r>
-      <w:r>
-        <w:t xml:space="preserve"> </w:t>
-      </w:r>
-      <w:r>
-        <w:rPr>
-          <w:rStyle w:val="VerbatimChar"/>
-        </w:rPr>
-        <w:t xml:space="preserve">n_days_active</w:t>
-      </w:r>
-      <w:r>
-        <w:t xml:space="preserve"> </w:t>
-      </w:r>
-      <w:r>
-        <w:t xml:space="preserve">cũng vậy. Khoảng cách điểm trung bình</w:t>
-      </w:r>
-      <w:r>
-        <w:t xml:space="preserve"> </w:t>
-      </w:r>
-      <w:r>
-        <w:rPr>
-          <w:b/>
-          <w:bCs/>
-        </w:rPr>
-        <w:t xml:space="preserve">bão hoà quanh t≈40%</w:t>
-      </w:r>
-      <w:r>
-        <w:t xml:space="preserve"> </w:t>
-      </w:r>
-      <w:r>
-        <w:t xml:space="preserve">(29,5 → 35,8 → 40,8 rồi phẳng).</w:t>
-      </w:r>
-    </w:p>
-    <w:p>
-      <w:pPr>
-        <w:pStyle w:val="CaptionedFigure"/>
-      </w:pPr>
+      <w:r>
+        <w:t xml:space="preserve"> </w:t>
+      </w:r>
       <w:r>
         <w:drawing>
           <wp:inline>
-            <wp:extent cx="5334000" cy="1805132"/>
+            <wp:extent cx="5334000" cy="3463962"/>
             <wp:effectExtent b="0" l="0" r="0" t="0"/>
-            <wp:docPr descr="Hành vi theo thời gian phân theo lớp qua các mốc" title="" id="43" name="Picture"/>
+            <wp:docPr descr="Tương quan của đặc trưng với mục tiêu" title="" id="53" name="Picture"/>
             <a:graphic>
               <a:graphicData uri="http://schemas.openxmlformats.org/drawingml/2006/picture">
                 <pic:pic>
                   <pic:nvPicPr>
-                    <pic:cNvPr descr="figures/time_trends_by_label.png" id="44" name="Picture"/>
+                    <pic:cNvPr descr="figures/corr_with_target.png" id="54" name="Picture"/>
                     <pic:cNvPicPr>
                       <a:picLocks noChangeArrowheads="1" noChangeAspect="1"/>
                     </pic:cNvPicPr>
                   </pic:nvPicPr>
                   <pic:blipFill>
-                    <a:blip r:embed="rId42"/>
+                    <a:blip r:embed="rId52"/>
                     <a:stretch>
                       <a:fillRect/>
                     </a:stretch>
@@ -2821,7 +3216,7 @@
                   <pic:spPr bwMode="auto">
                     <a:xfrm>
                       <a:off x="0" y="0"/>
-                      <a:ext cx="5334000" cy="1805132"/>
+                      <a:ext cx="5334000" cy="3463962"/>
                     </a:xfrm>
                     <a:prstGeom prst="rect">
                       <a:avLst/>
@@ -2840,22 +3235,459 @@
         </w:drawing>
       </w:r>
     </w:p>
+    <w:bookmarkEnd w:id="55"/>
+    <w:bookmarkStart w:id="62" w:name="Xd193ab207e76030f76d636a9c37e10eda7d3f5d"/>
+    <w:p>
+      <w:pPr>
+        <w:pStyle w:val="Heading3"/>
+      </w:pPr>
+      <w:r>
+        <w:t xml:space="preserve">4.6 Phân tích theo thời gian — tín hiệu xuất hiện khi nào? (STT 38, RQ1)</w:t>
+      </w:r>
+    </w:p>
+    <w:p>
+      <w:pPr>
+        <w:pStyle w:val="FirstParagraph"/>
+      </w:pPr>
+      <w:r>
+        <w:t xml:space="preserve">Theo dõi</w:t>
+      </w:r>
+      <w:r>
+        <w:t xml:space="preserve"> </w:t>
+      </w:r>
+      <w:r>
+        <w:rPr>
+          <w:b/>
+          <w:bCs/>
+        </w:rPr>
+        <w:t xml:space="preserve">|Cohen’s d| theo từng mốc</w:t>
+      </w:r>
+      <w:r>
+        <w:t xml:space="preserve"> </w:t>
+      </w:r>
+      <w:r>
+        <w:t xml:space="preserve">cho thấy sức phân biệt giữa hai lớp tăng dần theo tiến độ.</w:t>
+      </w:r>
+      <w:r>
+        <w:t xml:space="preserve"> </w:t>
+      </w:r>
+      <w:r>
+        <w:rPr>
+          <w:rStyle w:val="VerbatimChar"/>
+        </w:rPr>
+        <w:t xml:space="preserve">n_days_active</w:t>
+      </w:r>
+      <w:r>
+        <w:t xml:space="preserve"> </w:t>
+      </w:r>
+      <w:r>
+        <w:t xml:space="preserve">đã vượt ngưỡng hiệu ứng lớn (d ≥ 0,8) ngay tại</w:t>
+      </w:r>
+      <w:r>
+        <w:t xml:space="preserve"> </w:t>
+      </w:r>
+      <w:r>
+        <w:rPr>
+          <w:b/>
+          <w:bCs/>
+        </w:rPr>
+        <w:t xml:space="preserve">t = 10%</w:t>
+      </w:r>
+      <w:r>
+        <w:t xml:space="preserve">; các đặc trưng điểm và nộp bài vượt ngưỡng tại</w:t>
+      </w:r>
+      <w:r>
+        <w:t xml:space="preserve"> </w:t>
+      </w:r>
+      <w:r>
+        <w:rPr>
+          <w:b/>
+          <w:bCs/>
+        </w:rPr>
+        <w:t xml:space="preserve">t = 20%</w:t>
+      </w:r>
+      <w:r>
+        <w:t xml:space="preserve">;</w:t>
+      </w:r>
+      <w:r>
+        <w:t xml:space="preserve"> </w:t>
+      </w:r>
+      <w:r>
+        <w:rPr>
+          <w:rStyle w:val="VerbatimChar"/>
+        </w:rPr>
+        <w:t xml:space="preserve">days_since_last_activity</w:t>
+      </w:r>
+      <w:r>
+        <w:t xml:space="preserve"> </w:t>
+      </w:r>
+      <w:r>
+        <w:t xml:space="preserve">tại</w:t>
+      </w:r>
+      <w:r>
+        <w:t xml:space="preserve"> </w:t>
+      </w:r>
+      <w:r>
+        <w:rPr>
+          <w:b/>
+          <w:bCs/>
+        </w:rPr>
+        <w:t xml:space="preserve">t = 40%</w:t>
+      </w:r>
+      <w:r>
+        <w:t xml:space="preserve">. Tín hiệu hành vi do đó khả dụng từ ~20–40% thời lượng khoá học.</w:t>
+      </w:r>
+    </w:p>
+    <w:tbl>
+      <w:tblPr>
+        <w:tblStyle w:val="Table"/>
+        <w:tblW w:type="pct" w:w="5000"/>
+        <w:tblLayout w:type="fixed"/>
+        <w:tblLook w:firstRow="1" w:lastRow="0" w:firstColumn="0" w:lastColumn="0" w:noHBand="0" w:noVBand="0" w:val="0020"/>
+      </w:tblPr>
+      <w:tblGrid>
+        <w:gridCol w:w="3960"/>
+        <w:gridCol w:w="3960"/>
+      </w:tblGrid>
+      <w:tr>
+        <w:trPr>
+          <w:tblHeader w:val="on"/>
+        </w:trPr>
+        <w:tc>
+          <w:tcPr/>
+          <w:p>
+            <w:pPr>
+              <w:pStyle w:val="Compact"/>
+            </w:pPr>
+            <w:r>
+              <w:t xml:space="preserve">Đặc trưng</w:t>
+            </w:r>
+          </w:p>
+        </w:tc>
+        <w:tc>
+          <w:tcPr/>
+          <w:p>
+            <w:pPr>
+              <w:pStyle w:val="Compact"/>
+            </w:pPr>
+            <w:r>
+              <w:t xml:space="preserve">mốc</w:t>
+            </w:r>
+            <w:r>
+              <w:t xml:space="preserve"> </w:t>
+            </w:r>
+            <w:r>
+              <w:rPr>
+                <w:i/>
+                <w:iCs/>
+              </w:rPr>
+              <w:t xml:space="preserve">t</w:t>
+            </w:r>
+            <w:r>
+              <w:t xml:space="preserve"> </w:t>
+            </w:r>
+            <w:r>
+              <w:t xml:space="preserve">sớm nhất có |d| ≥ 0,8</w:t>
+            </w:r>
+          </w:p>
+        </w:tc>
+      </w:tr>
+      <w:tr>
+        <w:tc>
+          <w:tcPr/>
+          <w:p>
+            <w:pPr>
+              <w:pStyle w:val="Compact"/>
+            </w:pPr>
+            <w:r>
+              <w:t xml:space="preserve">n_days_active</w:t>
+            </w:r>
+          </w:p>
+        </w:tc>
+        <w:tc>
+          <w:tcPr/>
+          <w:p>
+            <w:pPr>
+              <w:pStyle w:val="Compact"/>
+            </w:pPr>
+            <w:r>
+              <w:t xml:space="preserve">10%</w:t>
+            </w:r>
+          </w:p>
+        </w:tc>
+      </w:tr>
+      <w:tr>
+        <w:tc>
+          <w:tcPr/>
+          <w:p>
+            <w:pPr>
+              <w:pStyle w:val="Compact"/>
+            </w:pPr>
+            <w:r>
+              <w:t xml:space="preserve">mean_score_to_date · n_assessments_submitted · weighted_score_to_date</w:t>
+            </w:r>
+          </w:p>
+        </w:tc>
+        <w:tc>
+          <w:tcPr/>
+          <w:p>
+            <w:pPr>
+              <w:pStyle w:val="Compact"/>
+            </w:pPr>
+            <w:r>
+              <w:t xml:space="preserve">20%</w:t>
+            </w:r>
+          </w:p>
+        </w:tc>
+      </w:tr>
+      <w:tr>
+        <w:tc>
+          <w:tcPr/>
+          <w:p>
+            <w:pPr>
+              <w:pStyle w:val="Compact"/>
+            </w:pPr>
+            <w:r>
+              <w:t xml:space="preserve">days_since_last_activity</w:t>
+            </w:r>
+          </w:p>
+        </w:tc>
+        <w:tc>
+          <w:tcPr/>
+          <w:p>
+            <w:pPr>
+              <w:pStyle w:val="Compact"/>
+            </w:pPr>
+            <w:r>
+              <w:t xml:space="preserve">40%</w:t>
+            </w:r>
+          </w:p>
+        </w:tc>
+      </w:tr>
+      <w:tr>
+        <w:tc>
+          <w:tcPr/>
+          <w:p>
+            <w:pPr>
+              <w:pStyle w:val="Compact"/>
+            </w:pPr>
+            <w:r>
+              <w:t xml:space="preserve">total_clicks</w:t>
+            </w:r>
+          </w:p>
+        </w:tc>
+        <w:tc>
+          <w:tcPr/>
+          <w:p>
+            <w:pPr>
+              <w:pStyle w:val="Compact"/>
+            </w:pPr>
+            <w:r>
+              <w:t xml:space="preserve">60%</w:t>
+            </w:r>
+          </w:p>
+        </w:tc>
+      </w:tr>
+    </w:tbl>
+    <w:p>
+      <w:pPr>
+        <w:pStyle w:val="BodyText"/>
+      </w:pPr>
+      <w:r>
+        <w:drawing>
+          <wp:inline>
+            <wp:extent cx="5334000" cy="1511968"/>
+            <wp:effectExtent b="0" l="0" r="0" t="0"/>
+            <wp:docPr descr="Quỹ đạo trung bình đặc trưng theo lớp qua các mốc" title="" id="57" name="Picture"/>
+            <a:graphic>
+              <a:graphicData uri="http://schemas.openxmlformats.org/drawingml/2006/picture">
+                <pic:pic>
+                  <pic:nvPicPr>
+                    <pic:cNvPr descr="figures/time_mean_trajectory.png" id="58" name="Picture"/>
+                    <pic:cNvPicPr>
+                      <a:picLocks noChangeArrowheads="1" noChangeAspect="1"/>
+                    </pic:cNvPicPr>
+                  </pic:nvPicPr>
+                  <pic:blipFill>
+                    <a:blip r:embed="rId56"/>
+                    <a:stretch>
+                      <a:fillRect/>
+                    </a:stretch>
+                  </pic:blipFill>
+                  <pic:spPr bwMode="auto">
+                    <a:xfrm>
+                      <a:off x="0" y="0"/>
+                      <a:ext cx="5334000" cy="1511968"/>
+                    </a:xfrm>
+                    <a:prstGeom prst="rect">
+                      <a:avLst/>
+                    </a:prstGeom>
+                    <a:noFill/>
+                    <a:ln w="9525">
+                      <a:noFill/>
+                      <a:headEnd/>
+                      <a:tailEnd/>
+                    </a:ln>
+                  </pic:spPr>
+                </pic:pic>
+              </a:graphicData>
+            </a:graphic>
+          </wp:inline>
+        </w:drawing>
+      </w:r>
+      <w:r>
+        <w:t xml:space="preserve"> </w:t>
+      </w:r>
+      <w:r>
+        <w:drawing>
+          <wp:inline>
+            <wp:extent cx="5334000" cy="3414255"/>
+            <wp:effectExtent b="0" l="0" r="0" t="0"/>
+            <wp:docPr descr="Sức phân biệt tăng dần qua các mốc (RQ1)" title="" id="60" name="Picture"/>
+            <a:graphic>
+              <a:graphicData uri="http://schemas.openxmlformats.org/drawingml/2006/picture">
+                <pic:pic>
+                  <pic:nvPicPr>
+                    <pic:cNvPr descr="figures/time_discrimination_curve.png" id="61" name="Picture"/>
+                    <pic:cNvPicPr>
+                      <a:picLocks noChangeArrowheads="1" noChangeAspect="1"/>
+                    </pic:cNvPicPr>
+                  </pic:nvPicPr>
+                  <pic:blipFill>
+                    <a:blip r:embed="rId59"/>
+                    <a:stretch>
+                      <a:fillRect/>
+                    </a:stretch>
+                  </pic:blipFill>
+                  <pic:spPr bwMode="auto">
+                    <a:xfrm>
+                      <a:off x="0" y="0"/>
+                      <a:ext cx="5334000" cy="3414255"/>
+                    </a:xfrm>
+                    <a:prstGeom prst="rect">
+                      <a:avLst/>
+                    </a:prstGeom>
+                    <a:noFill/>
+                    <a:ln w="9525">
+                      <a:noFill/>
+                      <a:headEnd/>
+                      <a:tailEnd/>
+                    </a:ln>
+                  </pic:spPr>
+                </pic:pic>
+              </a:graphicData>
+            </a:graphic>
+          </wp:inline>
+        </w:drawing>
+      </w:r>
+    </w:p>
+    <w:bookmarkEnd w:id="62"/>
+    <w:bookmarkStart w:id="66" w:name="X72b49e204c6f711c4d0cee2374d909ce13fc0dd"/>
+    <w:p>
+      <w:pPr>
+        <w:pStyle w:val="Heading3"/>
+      </w:pPr>
+      <w:r>
+        <w:t xml:space="preserve">4.7 Tín hiệu cảnh báo sớm của sinh viên Withdrawn (Phương án A)</w:t>
+      </w:r>
+    </w:p>
+    <w:p>
+      <w:pPr>
+        <w:pStyle w:val="FirstParagraph"/>
+      </w:pPr>
+      <w:r>
+        <w:t xml:space="preserve">Dữ liệu xác nhận tiền đề của Phương án A rằng việc rút môn tạo ra tín hiệu thật chứ không phải nhiễu: trung vị số ngày không hoạt động là</w:t>
+      </w:r>
+      <w:r>
+        <w:t xml:space="preserve"> </w:t>
+      </w:r>
+      <w:r>
+        <w:rPr>
+          <w:b/>
+          <w:bCs/>
+        </w:rPr>
+        <w:t xml:space="preserve">11 ngày với not-at-risk, 116 với Fail, và 233 với Withdrawn</w:t>
+      </w:r>
+      <w:r>
+        <w:t xml:space="preserve">, còn trung vị tổng click giảm từ</w:t>
+      </w:r>
+      <w:r>
+        <w:t xml:space="preserve"> </w:t>
+      </w:r>
+      <w:r>
+        <w:rPr>
+          <w:b/>
+          <w:bCs/>
+        </w:rPr>
+        <w:t xml:space="preserve">1.425 (not-at-risk) xuống 89 (Withdrawn)</w:t>
+      </w:r>
+      <w:r>
+        <w:t xml:space="preserve">. Sự sụp đổ hoạt động của sinh viên rút môn chính là điều khiến phát hiện sớm khả thi.</w:t>
+      </w:r>
+    </w:p>
+    <w:p>
+      <w:pPr>
+        <w:pStyle w:val="CaptionedFigure"/>
+      </w:pPr>
+      <w:r>
+        <w:drawing>
+          <wp:inline>
+            <wp:extent cx="5334000" cy="2298192"/>
+            <wp:effectExtent b="0" l="0" r="0" t="0"/>
+            <wp:docPr descr="Sinh viên Withdrawn: tín hiệu suy giảm hoạt động" title="" id="64" name="Picture"/>
+            <a:graphic>
+              <a:graphicData uri="http://schemas.openxmlformats.org/drawingml/2006/picture">
+                <pic:pic>
+                  <pic:nvPicPr>
+                    <pic:cNvPr descr="figures/withdrawn_activity_decay.png" id="65" name="Picture"/>
+                    <pic:cNvPicPr>
+                      <a:picLocks noChangeArrowheads="1" noChangeAspect="1"/>
+                    </pic:cNvPicPr>
+                  </pic:nvPicPr>
+                  <pic:blipFill>
+                    <a:blip r:embed="rId63"/>
+                    <a:stretch>
+                      <a:fillRect/>
+                    </a:stretch>
+                  </pic:blipFill>
+                  <pic:spPr bwMode="auto">
+                    <a:xfrm>
+                      <a:off x="0" y="0"/>
+                      <a:ext cx="5334000" cy="2298192"/>
+                    </a:xfrm>
+                    <a:prstGeom prst="rect">
+                      <a:avLst/>
+                    </a:prstGeom>
+                    <a:noFill/>
+                    <a:ln w="9525">
+                      <a:noFill/>
+                      <a:headEnd/>
+                      <a:tailEnd/>
+                    </a:ln>
+                  </pic:spPr>
+                </pic:pic>
+              </a:graphicData>
+            </a:graphic>
+          </wp:inline>
+        </w:drawing>
+      </w:r>
+    </w:p>
     <w:p>
       <w:pPr>
         <w:pStyle w:val="ImageCaption"/>
       </w:pPr>
       <w:r>
-        <w:t xml:space="preserve">Hành vi theo thời gian phân theo lớp qua các mốc</w:t>
-      </w:r>
-    </w:p>
-    <w:bookmarkEnd w:id="45"/>
-    <w:bookmarkStart w:id="46" w:name="các-phát-hiện-chính-và-giả-thuyết"/>
+        <w:t xml:space="preserve">Sinh viên Withdrawn: tín hiệu suy giảm hoạt động</w:t>
+      </w:r>
+    </w:p>
+    <w:bookmarkEnd w:id="66"/>
+    <w:bookmarkStart w:id="67" w:name="phát-hiện-và-hàm-ý-cho-mô-hình-hoá"/>
     <w:p>
       <w:pPr>
         <w:pStyle w:val="Heading3"/>
       </w:pPr>
       <w:r>
-        <w:t xml:space="preserve">4.6 Các phát hiện chính và giả thuyết</w:t>
+        <w:t xml:space="preserve">4.8 Phát hiện và hàm ý cho mô hình hoá</w:t>
       </w:r>
     </w:p>
     <w:p>
@@ -2871,42 +3703,13 @@
           <w:b/>
           <w:bCs/>
         </w:rPr>
-        <w:t xml:space="preserve">F1 (RQ1) — tồn tại tín hiệu sớm.</w:t>
-      </w:r>
-      <w:r>
-        <w:t xml:space="preserve"> </w:t>
-      </w:r>
-      <w:r>
-        <w:t xml:space="preserve">Tương tác phân biệt hai lớp từ</w:t>
-      </w:r>
-      <w:r>
-        <w:t xml:space="preserve"> </w:t>
-      </w:r>
-      <w:r>
-        <w:rPr>
-          <w:b/>
-          <w:bCs/>
-        </w:rPr>
-        <w:t xml:space="preserve">t=10–20%</w:t>
-      </w:r>
-      <w:r>
-        <w:t xml:space="preserve"> </w:t>
-      </w:r>
-      <w:r>
-        <w:t xml:space="preserve">và tín hiệu điểm gần như xác lập tại</w:t>
-      </w:r>
-      <w:r>
-        <w:t xml:space="preserve"> </w:t>
-      </w:r>
-      <w:r>
-        <w:rPr>
-          <w:b/>
-          <w:bCs/>
-        </w:rPr>
-        <w:t xml:space="preserve">t≈40%</w:t>
-      </w:r>
-      <w:r>
-        <w:t xml:space="preserve">, ủng hộ khả năng dự đoán sớm đáng tin quanh 40–60% (nhất quán với Adnan và cộng sự [1]).</w:t>
+        <w:t xml:space="preserve">F1 (RQ1) — tín hiệu sớm và tăng dần.</w:t>
+      </w:r>
+      <w:r>
+        <w:t xml:space="preserve"> </w:t>
+      </w:r>
+      <w:r>
+        <w:t xml:space="preserve">Đặc trưng hành vi/kết quả phân biệt hai lớp từ t = 10–20% và mạnh dần đơn điệu; 40–60% là vùng ổn định, khả thi (nhất quán với Adnan và cộng sự [1]).</w:t>
       </w:r>
     </w:p>
     <w:p>
@@ -2922,19 +3725,13 @@
           <w:b/>
           <w:bCs/>
         </w:rPr>
-        <w:t xml:space="preserve">F2 (RQ1/RQ2) — hành vi &gt; nhân khẩu học.</w:t>
-      </w:r>
-      <w:r>
-        <w:t xml:space="preserve"> </w:t>
-      </w:r>
-      <w:r>
-        <w:rPr>
-          <w:rStyle w:val="VerbatimChar"/>
-        </w:rPr>
-        <w:t xml:space="preserve">days_since_last_activity</w:t>
-      </w:r>
-      <w:r>
-        <w:t xml:space="preserve">, việc nộp bài và điểm tích luỹ là các yếu tố phân biệt hàng đầu, trong khi nhân khẩu học yếu, khớp với Tomasevic và cộng sự [2]; điều này định hướng trọng tâm đặc trưng và kỳ vọng về các đặc trưng SHAP/LIME nên xếp hạng cao (RQ2).</w:t>
+        <w:t xml:space="preserve">F2 (RQ1/RQ2) — hành vi ≫ nhân khẩu học.</w:t>
+      </w:r>
+      <w:r>
+        <w:t xml:space="preserve"> </w:t>
+      </w:r>
+      <w:r>
+        <w:t xml:space="preserve">Tương tác/kết quả đạt d &gt; 2 trong khi liên hệ nhân khẩu học nhỏ (Cramér’s V ≤ 0,15), tái hiện Tomasevic và cộng sự [2]; SHAP/LIME được kỳ vọng xếp hạng đặc trưng hành vi cao nhất.</w:t>
       </w:r>
     </w:p>
     <w:p>
@@ -2956,7 +3753,7 @@
         <w:t xml:space="preserve"> </w:t>
       </w:r>
       <w:r>
-        <w:t xml:space="preserve">Ở mức 52,8% at-risk, tái lấy mẫu mạnh có thể chỉ cải thiện vừa phải; RQ3 sẽ so sánh none/class-weight/SMOTE/ADASYN với mốc cơ sở này bằng PR-AUC/recall.</w:t>
+        <w:t xml:space="preserve">Ở mức 52,8% at-risk, tái lấy mẫu có thể cải thiện ít; RQ3 định lượng SMOTE/ADASYN/class-weight so với mốc cơ sở bằng PR-AUC/recall.</w:t>
       </w:r>
     </w:p>
     <w:p>
@@ -2972,34 +3769,35 @@
           <w:b/>
           <w:bCs/>
         </w:rPr>
-        <w:t xml:space="preserve">F4 (RQ2) — đặc trưng tương tác tương quan cao.</w:t>
-      </w:r>
-      <w:r>
-        <w:t xml:space="preserve"> </w:t>
-      </w:r>
-      <w:r>
-        <w:t xml:space="preserve">Các đặc trưng tương tác tương quan cao (ví dụ</w:t>
-      </w:r>
-      <w:r>
-        <w:t xml:space="preserve"> </w:t>
-      </w:r>
-      <w:r>
-        <w:rPr>
-          <w:rStyle w:val="VerbatimChar"/>
-        </w:rPr>
-        <w:t xml:space="preserve">total_clicks</w:t>
-      </w:r>
-      <w:r>
-        <w:t xml:space="preserve">–</w:t>
-      </w:r>
-      <w:r>
-        <w:rPr>
-          <w:rStyle w:val="VerbatimChar"/>
-        </w:rPr>
-        <w:t xml:space="preserve">n_days_active</w:t>
-      </w:r>
-      <w:r>
-        <w:t xml:space="preserve">, r=0,84) có thể khiến SHAP/LIME phân tán độ quan trọng giữa chúng, một yếu tố cần theo dõi khi đo độ ổn định giải thích (RQ2).</w:t>
+        <w:t xml:space="preserve">F4 (RQ2) — đặc trưng tương quan cao.</w:t>
+      </w:r>
+      <w:r>
+        <w:t xml:space="preserve"> </w:t>
+      </w:r>
+      <w:r>
+        <w:t xml:space="preserve">Các đặc trưng tương tác đa cộng tuyến có thể làm độ quan trọng giải thích kém ổn định — yếu tố mà chỉ số ổn định phải tính đến.</w:t>
+      </w:r>
+    </w:p>
+    <w:p>
+      <w:pPr>
+        <w:pStyle w:val="Compact"/>
+        <w:numPr>
+          <w:ilvl w:val="0"/>
+          <w:numId w:val="1002"/>
+        </w:numPr>
+      </w:pPr>
+      <w:r>
+        <w:rPr>
+          <w:b/>
+          <w:bCs/>
+        </w:rPr>
+        <w:t xml:space="preserve">F5 — không rò rỉ.</w:t>
+      </w:r>
+      <w:r>
+        <w:t xml:space="preserve"> </w:t>
+      </w:r>
+      <w:r>
+        <w:t xml:space="preserve">Không đặc trưng nào tương quan gần như hoàn hảo với nhãn, và phép cắt theo thời gian loại bỏ sự kiện tương lai; ước lượng trên tập kiểm tra do đó đáng tin cậy.</w:t>
       </w:r>
     </w:p>
     <w:p>
@@ -3009,9 +3807,9 @@
         </w:pict>
       </w:r>
     </w:p>
-    <w:bookmarkEnd w:id="46"/>
-    <w:bookmarkEnd w:id="47"/>
-    <w:bookmarkStart w:id="48" w:name="tài-liệu-tham-khảo"/>
+    <w:bookmarkEnd w:id="67"/>
+    <w:bookmarkEnd w:id="68"/>
+    <w:bookmarkStart w:id="69" w:name="tài-liệu-tham-khảo"/>
     <w:p>
       <w:pPr>
         <w:pStyle w:val="Heading2"/>
@@ -3175,8 +3973,8 @@
         <w:t xml:space="preserve">, 2002.</w:t>
       </w:r>
     </w:p>
-    <w:bookmarkEnd w:id="48"/>
-    <w:bookmarkEnd w:id="49"/>
+    <w:bookmarkEnd w:id="69"/>
+    <w:bookmarkEnd w:id="70"/>
     <w:sectPr>
       <w:footnotePr>
         <w:numRestart w:val="eachSect"/>

--- a/reports/Report2_DataTasks_VI.docx
+++ b/reports/Report2_DataTasks_VI.docx
@@ -3939,7 +3939,7 @@
         <w:t xml:space="preserve">Applied Sciences</w:t>
       </w:r>
       <w:r>
-        <w:t xml:space="preserve">, 2025.</w:t>
+        <w:t xml:space="preserve">, vol. 15, no. 3, art. 1239, 2025.</w:t>
       </w:r>
     </w:p>
     <w:p>
